--- a/4-质量管理/运行记录类文件/040206-管理评审报告.docx
+++ b/4-质量管理/运行记录类文件/040206-管理评审报告.docx
@@ -367,9 +367,19 @@
             <w:r>
               <w:rPr>
                 <w:rFonts w:hint="eastAsia"/>
-                <w:lang w:eastAsia="zh-CN"/>
-              </w:rPr>
-              <w:t>编制时间</w:t>
+                <w:vertAlign w:val="baseline"/>
+                <w:lang w:val="en-US" w:eastAsia="zh-CN"/>
+              </w:rPr>
+              <w:t>审核</w:t>
+            </w:r>
+            <w:bookmarkStart w:id="1" w:name="_GoBack"/>
+            <w:bookmarkEnd w:id="1"/>
+            <w:r>
+              <w:rPr>
+                <w:rFonts w:hint="eastAsia"/>
+                <w:lang w:eastAsia="zh-CN"/>
+              </w:rPr>
+              <w:t>时间</w:t>
             </w:r>
             <w:r>
               <w:rPr>
@@ -1389,12 +1399,6 @@
             <w:insideH w:val="single" w:color="000000" w:sz="2" w:space="0"/>
             <w:insideV w:val="single" w:color="000000" w:sz="2" w:space="0"/>
           </w:tblBorders>
-          <w:tblCellMar>
-            <w:top w:w="0" w:type="dxa"/>
-            <w:left w:w="0" w:type="dxa"/>
-            <w:bottom w:w="0" w:type="dxa"/>
-            <w:right w:w="0" w:type="dxa"/>
-          </w:tblCellMar>
         </w:tblPrEx>
         <w:trPr>
           <w:trHeight w:val="561" w:hRule="atLeast"/>
@@ -1545,6 +1549,12 @@
             <w:insideH w:val="none" w:color="auto" w:sz="0" w:space="0"/>
             <w:insideV w:val="none" w:color="auto" w:sz="0" w:space="0"/>
           </w:tblBorders>
+          <w:tblCellMar>
+            <w:top w:w="0" w:type="dxa"/>
+            <w:left w:w="0" w:type="dxa"/>
+            <w:bottom w:w="0" w:type="dxa"/>
+            <w:right w:w="0" w:type="dxa"/>
+          </w:tblCellMar>
         </w:tblPrEx>
         <w:trPr>
           <w:trHeight w:val="0" w:hRule="atLeast"/>
@@ -2273,21 +2283,7 @@
               <w:rPr>
                 <w:lang w:eastAsia="zh-CN"/>
               </w:rPr>
-              <w:t>公司制定的 ITSS 运维服务能力管理体系方针包含了本公司维护服务工作总方向、原则，同时涵盖了业务和法律法规的要求，以及合同中的安全义务等，经评审大家一致认为是适宜的。各部门均能达到公司制定的维护服务目标，见《</w:t>
-            </w:r>
-            <w:bookmarkStart w:id="1" w:name="_GoBack"/>
-            <w:r>
-              <w:rPr>
-                <w:lang w:eastAsia="zh-CN"/>
-              </w:rPr>
-              <w:t>2025</w:t>
-            </w:r>
-            <w:bookmarkEnd w:id="1"/>
-            <w:r>
-              <w:rPr>
-                <w:lang w:eastAsia="zh-CN"/>
-              </w:rPr>
-              <w:t>年</w:t>
+              <w:t>公司制定的 ITSS 运维服务能力管理体系方针包含了本公司维护服务工作总方向、原则，同时涵盖了业务和法律法规的要求，以及合同中的安全义务等，经评审大家一致认为是适宜的。各部门均能达到公司制定的维护服务目标，见《2025年</w:t>
             </w:r>
             <w:r>
               <w:rPr>
